--- a/docs/contract/ヒラケル利用契約書_ドラフト.docx
+++ b/docs/contract/ヒラケル利用契約書_ドラフト.docx
@@ -2495,7 +2495,7 @@
                 <w:sz w:val="20"/>
                 <w:szCs w:val="20"/>
               </w:rPr>
-              <w:t xml:space="preserve">宮城県名取市牛野八幡23</w:t>
+              <w:t xml:space="preserve">宮城県名取市小塚原字東遠泉63番地</w:t>
             </w:r>
           </w:p>
         </w:tc>
